--- a/filess/23cs056_Practical14.docx
+++ b/filess/23cs056_Practical14.docx
@@ -507,6 +507,16 @@
               </w:rPr>
               <w:t xml:space="preserve"> </w:t>
             </w:r>
+            <w:hyperlink r:id="rId6" w:history="1">
+              <w:r>
+                <w:rPr>
+                  <w:rStyle w:val="Hyperlink"/>
+                  <w:b/>
+                  <w:bCs/>
+                </w:rPr>
+                <w:t>https://github.com/Yash-109/FSD/tree/main/practical-14</w:t>
+              </w:r>
+            </w:hyperlink>
           </w:p>
         </w:tc>
       </w:tr>
@@ -572,6 +582,70 @@
               <w:pStyle w:val="TableContents"/>
               <w:jc w:val="center"/>
             </w:pPr>
+          </w:p>
+          <w:p>
+            <w:pPr>
+              <w:pStyle w:val="TableContents"/>
+              <w:jc w:val="center"/>
+            </w:pPr>
+          </w:p>
+          <w:p>
+            <w:pPr>
+              <w:pStyle w:val="TableContents"/>
+              <w:jc w:val="center"/>
+            </w:pPr>
+            <w:r>
+              <w:rPr>
+                <w:noProof/>
+              </w:rPr>
+              <w:drawing>
+                <wp:inline distT="0" distB="0" distL="0" distR="0" wp14:anchorId="2B9DC729" wp14:editId="3728FC72">
+                  <wp:extent cx="3505200" cy="4114800"/>
+                  <wp:effectExtent l="0" t="0" r="0" b="0"/>
+                  <wp:docPr id="1080151483" name="Picture 1"/>
+                  <wp:cNvGraphicFramePr>
+                    <a:graphicFrameLocks xmlns:a="http://schemas.openxmlformats.org/drawingml/2006/main" noChangeAspect="1"/>
+                  </wp:cNvGraphicFramePr>
+                  <a:graphic xmlns:a="http://schemas.openxmlformats.org/drawingml/2006/main">
+                    <a:graphicData uri="http://schemas.openxmlformats.org/drawingml/2006/picture">
+                      <pic:pic xmlns:pic="http://schemas.openxmlformats.org/drawingml/2006/picture">
+                        <pic:nvPicPr>
+                          <pic:cNvPr id="1080151483" name=""/>
+                          <pic:cNvPicPr/>
+                        </pic:nvPicPr>
+                        <pic:blipFill>
+                          <a:blip r:embed="rId7"/>
+                          <a:stretch>
+                            <a:fillRect/>
+                          </a:stretch>
+                        </pic:blipFill>
+                        <pic:spPr>
+                          <a:xfrm>
+                            <a:off x="0" y="0"/>
+                            <a:ext cx="3505507" cy="4115160"/>
+                          </a:xfrm>
+                          <a:prstGeom prst="rect">
+                            <a:avLst/>
+                          </a:prstGeom>
+                        </pic:spPr>
+                      </pic:pic>
+                    </a:graphicData>
+                  </a:graphic>
+                </wp:inline>
+              </w:drawing>
+            </w:r>
+          </w:p>
+          <w:p>
+            <w:pPr>
+              <w:pStyle w:val="TableContents"/>
+              <w:jc w:val="center"/>
+            </w:pPr>
+          </w:p>
+          <w:p>
+            <w:pPr>
+              <w:pStyle w:val="TableContents"/>
+              <w:jc w:val="center"/>
+            </w:pPr>
             <w:r>
               <w:t xml:space="preserve">    </w:t>
             </w:r>
@@ -585,8 +659,46 @@
               <w:t xml:space="preserve">Figure 1: </w:t>
             </w:r>
             <w:r>
-              <w:t>Rep counter</w:t>
-            </w:r>
+              <w:t>Home page</w:t>
+            </w:r>
+          </w:p>
+          <w:p>
+            <w:pPr>
+              <w:pStyle w:val="TableContents"/>
+            </w:pPr>
+          </w:p>
+          <w:p>
+            <w:pPr>
+              <w:pStyle w:val="TableContents"/>
+            </w:pPr>
+          </w:p>
+          <w:p>
+            <w:pPr>
+              <w:pStyle w:val="TableContents"/>
+            </w:pPr>
+          </w:p>
+          <w:p>
+            <w:pPr>
+              <w:pStyle w:val="TableContents"/>
+            </w:pPr>
+          </w:p>
+          <w:p>
+            <w:pPr>
+              <w:pStyle w:val="TableContents"/>
+            </w:pPr>
+          </w:p>
+          <w:p>
+            <w:pPr>
+              <w:pStyle w:val="TableContents"/>
+              <w:tabs>
+                <w:tab w:val="left" w:pos="5568"/>
+              </w:tabs>
+            </w:pPr>
+          </w:p>
+          <w:p>
+            <w:pPr>
+              <w:pStyle w:val="TableContents"/>
+            </w:pPr>
           </w:p>
           <w:p>
             <w:pPr>
@@ -598,12 +710,64 @@
               <w:pStyle w:val="TableContents"/>
               <w:jc w:val="center"/>
             </w:pPr>
+            <w:r>
+              <w:rPr>
+                <w:noProof/>
+              </w:rPr>
+              <w:drawing>
+                <wp:inline distT="0" distB="0" distL="0" distR="0" wp14:anchorId="7BF13745" wp14:editId="03A2B395">
+                  <wp:extent cx="4023360" cy="3893820"/>
+                  <wp:effectExtent l="0" t="0" r="0" b="0"/>
+                  <wp:docPr id="1298470512" name="Picture 1"/>
+                  <wp:cNvGraphicFramePr>
+                    <a:graphicFrameLocks xmlns:a="http://schemas.openxmlformats.org/drawingml/2006/main" noChangeAspect="1"/>
+                  </wp:cNvGraphicFramePr>
+                  <a:graphic xmlns:a="http://schemas.openxmlformats.org/drawingml/2006/main">
+                    <a:graphicData uri="http://schemas.openxmlformats.org/drawingml/2006/picture">
+                      <pic:pic xmlns:pic="http://schemas.openxmlformats.org/drawingml/2006/picture">
+                        <pic:nvPicPr>
+                          <pic:cNvPr id="1298470512" name=""/>
+                          <pic:cNvPicPr/>
+                        </pic:nvPicPr>
+                        <pic:blipFill>
+                          <a:blip r:embed="rId8"/>
+                          <a:stretch>
+                            <a:fillRect/>
+                          </a:stretch>
+                        </pic:blipFill>
+                        <pic:spPr>
+                          <a:xfrm>
+                            <a:off x="0" y="0"/>
+                            <a:ext cx="4023729" cy="3894177"/>
+                          </a:xfrm>
+                          <a:prstGeom prst="rect">
+                            <a:avLst/>
+                          </a:prstGeom>
+                        </pic:spPr>
+                      </pic:pic>
+                    </a:graphicData>
+                  </a:graphic>
+                </wp:inline>
+              </w:drawing>
+            </w:r>
           </w:p>
           <w:p>
             <w:pPr>
               <w:pStyle w:val="TableContents"/>
               <w:jc w:val="center"/>
             </w:pPr>
+            <w:r>
+              <w:tab/>
+              <w:t>Figure 2: Show error on uploading pdf &lt; 2mb size</w:t>
+            </w:r>
+          </w:p>
+          <w:p>
+            <w:pPr>
+              <w:pStyle w:val="TableContents"/>
+              <w:tabs>
+                <w:tab w:val="left" w:pos="4032"/>
+              </w:tabs>
+            </w:pPr>
           </w:p>
           <w:p>
             <w:pPr>
@@ -614,33 +778,75 @@
           <w:p>
             <w:pPr>
               <w:pStyle w:val="TableContents"/>
+            </w:pPr>
+          </w:p>
+          <w:p>
+            <w:pPr>
+              <w:pStyle w:val="TableContents"/>
               <w:jc w:val="center"/>
             </w:pPr>
             <w:r>
+              <w:rPr>
+                <w:noProof/>
+              </w:rPr>
+              <w:drawing>
+                <wp:inline distT="0" distB="0" distL="0" distR="0" wp14:anchorId="708E39C9" wp14:editId="19AFEDA7">
+                  <wp:extent cx="4061460" cy="3810000"/>
+                  <wp:effectExtent l="0" t="0" r="0" b="0"/>
+                  <wp:docPr id="2119173897" name="Picture 1"/>
+                  <wp:cNvGraphicFramePr>
+                    <a:graphicFrameLocks xmlns:a="http://schemas.openxmlformats.org/drawingml/2006/main" noChangeAspect="1"/>
+                  </wp:cNvGraphicFramePr>
+                  <a:graphic xmlns:a="http://schemas.openxmlformats.org/drawingml/2006/main">
+                    <a:graphicData uri="http://schemas.openxmlformats.org/drawingml/2006/picture">
+                      <pic:pic xmlns:pic="http://schemas.openxmlformats.org/drawingml/2006/picture">
+                        <pic:nvPicPr>
+                          <pic:cNvPr id="2119173897" name=""/>
+                          <pic:cNvPicPr/>
+                        </pic:nvPicPr>
+                        <pic:blipFill>
+                          <a:blip r:embed="rId9"/>
+                          <a:stretch>
+                            <a:fillRect/>
+                          </a:stretch>
+                        </pic:blipFill>
+                        <pic:spPr>
+                          <a:xfrm>
+                            <a:off x="0" y="0"/>
+                            <a:ext cx="4061814" cy="3810332"/>
+                          </a:xfrm>
+                          <a:prstGeom prst="rect">
+                            <a:avLst/>
+                          </a:prstGeom>
+                        </pic:spPr>
+                      </pic:pic>
+                    </a:graphicData>
+                  </a:graphic>
+                </wp:inline>
+              </w:drawing>
+            </w:r>
+          </w:p>
+          <w:p>
+            <w:pPr>
+              <w:pStyle w:val="TableContents"/>
+            </w:pPr>
+          </w:p>
+          <w:p>
+            <w:pPr>
+              <w:pStyle w:val="TableContents"/>
+              <w:jc w:val="center"/>
+            </w:pPr>
+            <w:r>
               <w:t xml:space="preserve">Figure 2: </w:t>
             </w:r>
             <w:r>
-              <w:t xml:space="preserve">Rep counter after </w:t>
-            </w:r>
-            <w:proofErr w:type="gramStart"/>
-            <w:r>
-              <w:t>reload</w:t>
-            </w:r>
-            <w:proofErr w:type="gramEnd"/>
-          </w:p>
-          <w:p>
-            <w:pPr>
-              <w:pStyle w:val="TableContents"/>
-              <w:jc w:val="center"/>
-            </w:pPr>
-          </w:p>
-          <w:p>
-            <w:pPr>
-              <w:pStyle w:val="TableContents"/>
-              <w:jc w:val="center"/>
-            </w:pPr>
-            <w:r>
-              <w:t xml:space="preserve">   </w:t>
+              <w:t>Show error on uploading pdf &gt;</w:t>
+            </w:r>
+            <w:r>
+              <w:t xml:space="preserve"> </w:t>
+            </w:r>
+            <w:r>
+              <w:t>2mb size</w:t>
             </w:r>
           </w:p>
         </w:tc>
@@ -648,12 +854,14 @@
     </w:tbl>
     <w:p>
       <w:pPr>
-        <w:pStyle w:val="Standard"/>
+        <w:tabs>
+          <w:tab w:val="left" w:pos="3468"/>
+        </w:tabs>
       </w:pPr>
     </w:p>
     <w:sectPr>
-      <w:headerReference w:type="default" r:id="rId6"/>
-      <w:footerReference w:type="default" r:id="rId7"/>
+      <w:headerReference w:type="default" r:id="rId10"/>
+      <w:footerReference w:type="default" r:id="rId11"/>
       <w:pgSz w:w="11909" w:h="16834"/>
       <w:pgMar w:top="1134" w:right="1134" w:bottom="1134" w:left="1134" w:header="720" w:footer="720" w:gutter="0"/>
       <w:cols w:space="720"/>
@@ -1183,6 +1391,7 @@
   <w:style w:type="character" w:default="1" w:styleId="DefaultParagraphFont">
     <w:name w:val="Default Paragraph Font"/>
     <w:uiPriority w:val="1"/>
+    <w:semiHidden/>
     <w:unhideWhenUsed/>
   </w:style>
   <w:style w:type="table" w:default="1" w:styleId="TableNormal">
